--- a/Dante Alighieri Divina comedia.docx
+++ b/Dante Alighieri Divina comedia.docx
@@ -6,6 +6,12 @@
       <w:pPr>
         <w:jc w:val="center"/>
       </w:pPr>
+      <w:r>
+        <w:t xml:space="preserve">Dante </w:t>
+      </w:r>
+      <w:r>
+        <w:t xml:space="preserve">Alighieri – Divina comedia - </w:t>
+      </w:r>
       <w:r>
         <w:t>CANTO XXXIII</w:t>
       </w:r>
